--- a/p9_india/submission/mir_package/02_title_page.docx
+++ b/p9_india/submission/mir_package/02_title_page.docx
@@ -2,13 +2,13 @@
 <file path=word/document.xml><?xml version="1.0" encoding="utf-8"?>
 <w:document xmlns:w="http://schemas.openxmlformats.org/wordprocessingml/2006/main" xmlns:m="http://schemas.openxmlformats.org/officeDocument/2006/math" xmlns:r="http://schemas.openxmlformats.org/officeDocument/2006/relationships" xmlns:o="urn:schemas-microsoft-com:office:office" xmlns:v="urn:schemas-microsoft-com:vml" xmlns:w10="urn:schemas-microsoft-com:office:word" xmlns:a="http://schemas.openxmlformats.org/drawingml/2006/main" xmlns:pic="http://schemas.openxmlformats.org/drawingml/2006/picture" xmlns:wp="http://schemas.openxmlformats.org/drawingml/2006/wordprocessingDrawing">
   <w:body>
-    <w:bookmarkStart w:id="31" w:name="author-title-page-p9-india"/>
+    <w:bookmarkStart w:id="36" w:name="author-title-page-p9-india"/>
     <w:p>
       <w:pPr>
         <w:pStyle w:val="Heading1"/>
       </w:pPr>
       <w:r>
-        <w:t xml:space="preserve">Author Title Page — P9’ India</w:t>
+        <w:t xml:space="preserve">Author Title Page, P9' India</w:t>
       </w:r>
     </w:p>
     <w:p>
@@ -20,7 +20,7 @@
           <w:iCs/>
           <w:i/>
         </w:rPr>
-        <w:t xml:space="preserve">(Submitted separately from the blinded manuscript — not for review)</w:t>
+        <w:t xml:space="preserve">(Submitted separately from the blinded manuscript, not for review)</w:t>
       </w:r>
     </w:p>
     <w:bookmarkStart w:id="20" w:name="manuscript-title"/>
@@ -95,7 +95,7 @@
         <w:t xml:space="preserve"> </w:t>
       </w:r>
       <w:r>
-        <w:t xml:space="preserve">[TBD — after empirical analysis complete]</w:t>
+        <w:t xml:space="preserve">June 2026 (empirical analysis complete)</w:t>
       </w:r>
     </w:p>
     <w:p>
@@ -106,7 +106,7 @@
       </w:r>
     </w:p>
     <w:bookmarkEnd w:id="20"/>
-    <w:bookmarkStart w:id="21" w:name="authors"/>
+    <w:bookmarkStart w:id="25" w:name="authors"/>
     <w:p>
       <w:pPr>
         <w:pStyle w:val="Heading2"/>
@@ -154,13 +154,35 @@
         <w:t xml:space="preserve"> </w:t>
       </w:r>
       <w:r>
-        <w:t xml:space="preserve">Email: thuyhuongctu@gmail.com</w:t>
+        <w:t xml:space="preserve">Email:</w:t>
       </w:r>
       <w:r>
         <w:t xml:space="preserve"> </w:t>
       </w:r>
-      <w:r>
-        <w:t xml:space="preserve">ORCID: 0000-0002-7711-2487 (https://orcid.org/0000-0002-7711-2487)</w:t>
+      <w:hyperlink r:id="rId21">
+        <w:r>
+          <w:rPr>
+            <w:rStyle w:val="Hyperlink"/>
+          </w:rPr>
+          <w:t xml:space="preserve">thuyhuongctu@gmail.com</w:t>
+        </w:r>
+      </w:hyperlink>
+      <w:r>
+        <w:t xml:space="preserve"> </w:t>
+      </w:r>
+      <w:r>
+        <w:t xml:space="preserve">ORCID: 0000-0002-7711-2487 (</w:t>
+      </w:r>
+      <w:hyperlink r:id="rId22">
+        <w:r>
+          <w:rPr>
+            <w:rStyle w:val="Hyperlink"/>
+          </w:rPr>
+          <w:t xml:space="preserve">https://orcid.org/0000-0002-7711-2487</w:t>
+        </w:r>
+      </w:hyperlink>
+      <w:r>
+        <w:t xml:space="preserve">)</w:t>
       </w:r>
       <w:r>
         <w:t xml:space="preserve"> </w:t>
@@ -208,13 +230,35 @@
         <w:t xml:space="preserve"> </w:t>
       </w:r>
       <w:r>
-        <w:t xml:space="preserve">Email: patu@ctu.edu.vn</w:t>
+        <w:t xml:space="preserve">Email:</w:t>
       </w:r>
       <w:r>
         <w:t xml:space="preserve"> </w:t>
       </w:r>
-      <w:r>
-        <w:t xml:space="preserve">ORCID: 0000-0003-0667-3137 (https://orcid.org/0000-0003-0667-3137)</w:t>
+      <w:hyperlink r:id="rId23">
+        <w:r>
+          <w:rPr>
+            <w:rStyle w:val="Hyperlink"/>
+          </w:rPr>
+          <w:t xml:space="preserve">patu@ctu.edu.vn</w:t>
+        </w:r>
+      </w:hyperlink>
+      <w:r>
+        <w:t xml:space="preserve"> </w:t>
+      </w:r>
+      <w:r>
+        <w:t xml:space="preserve">ORCID: 0000-0003-0667-3137 (</w:t>
+      </w:r>
+      <w:hyperlink r:id="rId24">
+        <w:r>
+          <w:rPr>
+            <w:rStyle w:val="Hyperlink"/>
+          </w:rPr>
+          <w:t xml:space="preserve">https://orcid.org/0000-0003-0667-3137</w:t>
+        </w:r>
+      </w:hyperlink>
+      <w:r>
+        <w:t xml:space="preserve">)</w:t>
       </w:r>
       <w:r>
         <w:t xml:space="preserve"> </w:t>
@@ -230,8 +274,8 @@
         </w:pict>
       </w:r>
     </w:p>
-    <w:bookmarkEnd w:id="21"/>
-    <w:bookmarkStart w:id="22" w:name="credit-author-contributions"/>
+    <w:bookmarkEnd w:id="25"/>
+    <w:bookmarkStart w:id="26" w:name="credit-author-contributions"/>
     <w:p>
       <w:pPr>
         <w:pStyle w:val="Heading2"/>
@@ -364,7 +408,7 @@
               <w:jc w:val="left"/>
             </w:pPr>
             <w:r>
-              <w:t xml:space="preserve">—</w:t>
+              <w:t xml:space="preserve">,</w:t>
             </w:r>
           </w:p>
         </w:tc>
@@ -428,19 +472,19 @@
               <w:jc w:val="left"/>
             </w:pPr>
             <w:r>
-              <w:t xml:space="preserve">—</w:t>
-            </w:r>
-          </w:p>
-        </w:tc>
-        <w:tc>
-          <w:tcPr/>
-          <w:p>
-            <w:pPr>
-              <w:pStyle w:val="Compact"/>
-              <w:jc w:val="left"/>
-            </w:pPr>
-            <w:r>
-              <w:t xml:space="preserve">—</w:t>
+              <w:t xml:space="preserve">,</w:t>
+            </w:r>
+          </w:p>
+        </w:tc>
+        <w:tc>
+          <w:tcPr/>
+          <w:p>
+            <w:pPr>
+              <w:pStyle w:val="Compact"/>
+              <w:jc w:val="left"/>
+            </w:pPr>
+            <w:r>
+              <w:t xml:space="preserve">,</w:t>
             </w:r>
           </w:p>
         </w:tc>
@@ -554,7 +598,7 @@
               <w:jc w:val="left"/>
             </w:pPr>
             <w:r>
-              <w:t xml:space="preserve">—</w:t>
+              <w:t xml:space="preserve">,</w:t>
             </w:r>
           </w:p>
         </w:tc>
@@ -580,7 +624,7 @@
               <w:jc w:val="left"/>
             </w:pPr>
             <w:r>
-              <w:t xml:space="preserve">—</w:t>
+              <w:t xml:space="preserve">,</w:t>
             </w:r>
           </w:p>
         </w:tc>
@@ -630,7 +674,7 @@
               <w:jc w:val="left"/>
             </w:pPr>
             <w:r>
-              <w:t xml:space="preserve">—</w:t>
+              <w:t xml:space="preserve">,</w:t>
             </w:r>
           </w:p>
         </w:tc>
@@ -656,7 +700,7 @@
               <w:jc w:val="left"/>
             </w:pPr>
             <w:r>
-              <w:t xml:space="preserve">—</w:t>
+              <w:t xml:space="preserve">,</w:t>
             </w:r>
           </w:p>
         </w:tc>
@@ -744,7 +788,7 @@
               <w:jc w:val="left"/>
             </w:pPr>
             <w:r>
-              <w:t xml:space="preserve">—</w:t>
+              <w:t xml:space="preserve">,</w:t>
             </w:r>
           </w:p>
         </w:tc>
@@ -826,14 +870,14 @@
         </w:tc>
       </w:tr>
     </w:tbl>
-    <w:bookmarkEnd w:id="22"/>
-    <w:bookmarkStart w:id="24" w:name="prior-related-work-disclosure"/>
+    <w:bookmarkEnd w:id="26"/>
+    <w:bookmarkStart w:id="28" w:name="prior-related-work-disclosure"/>
     <w:p>
       <w:pPr>
         <w:pStyle w:val="Heading2"/>
       </w:pPr>
       <w:r>
-        <w:t xml:space="preserve">Prior Related Work — Disclosure</w:t>
+        <w:t xml:space="preserve">Prior Related Work, Disclosure</w:t>
       </w:r>
     </w:p>
     <w:p>
@@ -859,7 +903,7 @@
           <w:iCs/>
           <w:i/>
         </w:rPr>
-        <w:t xml:space="preserve">International Business Research — Traditional and Creative Approaches</w:t>
+        <w:t xml:space="preserve">International Business Research, Traditional and Creative Approaches</w:t>
       </w:r>
       <w:r>
         <w:t xml:space="preserve">. IntechOpen. DOI:</w:t>
@@ -867,7 +911,7 @@
       <w:r>
         <w:t xml:space="preserve"> </w:t>
       </w:r>
-      <w:hyperlink r:id="rId23">
+      <w:hyperlink r:id="rId27">
         <w:r>
           <w:rPr>
             <w:rStyle w:val="Hyperlink"/>
@@ -899,8 +943,8 @@
         <w:t xml:space="preserve">in the replication package.</w:t>
       </w:r>
     </w:p>
-    <w:bookmarkEnd w:id="24"/>
-    <w:bookmarkStart w:id="25" w:name="acknowledgements"/>
+    <w:bookmarkEnd w:id="28"/>
+    <w:bookmarkStart w:id="29" w:name="acknowledgements"/>
     <w:p>
       <w:pPr>
         <w:pStyle w:val="Heading2"/>
@@ -917,8 +961,8 @@
         <w:t xml:space="preserve">We thank the Enterprise Analysis Unit of the Development Economics Global Indicators Group of the World Bank for the WBES India 2014, 2022, and 2025 data.</w:t>
       </w:r>
     </w:p>
-    <w:bookmarkEnd w:id="25"/>
-    <w:bookmarkStart w:id="26" w:name="conflict-of-interest"/>
+    <w:bookmarkEnd w:id="29"/>
+    <w:bookmarkStart w:id="30" w:name="conflict-of-interest"/>
     <w:p>
       <w:pPr>
         <w:pStyle w:val="Heading2"/>
@@ -935,8 +979,8 @@
         <w:t xml:space="preserve">The authors declare no conflict of interest.</w:t>
       </w:r>
     </w:p>
-    <w:bookmarkEnd w:id="26"/>
-    <w:bookmarkStart w:id="27" w:name="funding"/>
+    <w:bookmarkEnd w:id="30"/>
+    <w:bookmarkStart w:id="31" w:name="funding"/>
     <w:p>
       <w:pPr>
         <w:pStyle w:val="Heading2"/>
@@ -953,8 +997,8 @@
         <w:t xml:space="preserve">This research received no specific grant from any funding agency in the public, commercial, or not-for-profit sectors.</w:t>
       </w:r>
     </w:p>
-    <w:bookmarkEnd w:id="27"/>
-    <w:bookmarkStart w:id="28" w:name="data-availability-statement"/>
+    <w:bookmarkEnd w:id="31"/>
+    <w:bookmarkStart w:id="33" w:name="data-availability-statement"/>
     <w:p>
       <w:pPr>
         <w:pStyle w:val="Heading2"/>
@@ -968,11 +1012,28 @@
         <w:pStyle w:val="FirstParagraph"/>
       </w:pPr>
       <w:r>
-        <w:t xml:space="preserve">WBES India 2014, 2022, and 2025 microdata are publicly available via https://www.enterprisesurveys.org subject to registration. Replication materials available from corresponding author on reasonable request.</w:t>
-      </w:r>
-    </w:p>
-    <w:bookmarkEnd w:id="28"/>
-    <w:bookmarkStart w:id="29" w:name="X799c23334c5944d058eaf15944a1408ff96b683"/>
+        <w:t xml:space="preserve">WBES India 2014, 2022, and 2025 microdata are publicly available via</w:t>
+      </w:r>
+      <w:r>
+        <w:t xml:space="preserve"> </w:t>
+      </w:r>
+      <w:hyperlink r:id="rId32">
+        <w:r>
+          <w:rPr>
+            <w:rStyle w:val="Hyperlink"/>
+          </w:rPr>
+          <w:t xml:space="preserve">https://www.enterprisesurveys.org</w:t>
+        </w:r>
+      </w:hyperlink>
+      <w:r>
+        <w:t xml:space="preserve"> </w:t>
+      </w:r>
+      <w:r>
+        <w:t xml:space="preserve">subject to registration. Replication materials available from corresponding author on reasonable request.</w:t>
+      </w:r>
+    </w:p>
+    <w:bookmarkEnd w:id="33"/>
+    <w:bookmarkStart w:id="34" w:name="X799c23334c5944d058eaf15944a1408ff96b683"/>
     <w:p>
       <w:pPr>
         <w:pStyle w:val="Heading2"/>
@@ -986,11 +1047,11 @@
         <w:pStyle w:val="FirstParagraph"/>
       </w:pPr>
       <w:r>
-        <w:t xml:space="preserve">In accordance with Springer Nature’s policy on the use of generative AI, the authors disclose that generative AI tools were used during manuscript preparation to assist with language editing, structure suggestions, and the assembly of the replication-package documentation. All conceptual framing, hypothesis development, empirical analysis, results interpretation, and final wording were authored by the human authors, who take full responsibility for the content of the publication.</w:t>
-      </w:r>
-    </w:p>
-    <w:bookmarkEnd w:id="29"/>
-    <w:bookmarkStart w:id="30" w:name="manuscript-information"/>
+        <w:t xml:space="preserve">In accordance with Springer Nature's policy on the use of generative AI, the authors disclose that generative AI tools were used during manuscript preparation to assist with language editing, structure suggestions, and the assembly of the replication-package documentation. All conceptual framing, hypothesis development, empirical analysis, results interpretation, and final wording were authored by the human authors, who take full responsibility for the content of the publication.</w:t>
+      </w:r>
+    </w:p>
+    <w:bookmarkEnd w:id="34"/>
+    <w:bookmarkStart w:id="35" w:name="manuscript-information"/>
     <w:p>
       <w:pPr>
         <w:pStyle w:val="Heading2"/>
@@ -1002,7 +1063,7 @@
     <w:tbl>
       <w:tblPr>
         <w:tblStyle w:val="Table"/>
-        <w:tblW w:type="pct" w:w="5000"/>
+        <w:tblW w:type="auto" w:w="0"/>
         <w:tblLook w:firstRow="1" w:lastRow="0" w:firstColumn="0" w:lastColumn="0" w:noHBand="0" w:noVBand="0" w:val="0020"/>
         <w:jc w:val="start"/>
       </w:tblPr>
@@ -1086,7 +1147,7 @@
               <w:jc w:val="left"/>
             </w:pPr>
             <w:r>
-              <w:t xml:space="preserve">~8,000-9,000 words [TBD]</w:t>
+              <w:t xml:space="preserve">~8,500 words</w:t>
             </w:r>
           </w:p>
         </w:tc>
@@ -1190,7 +1251,7 @@
               <w:jc w:val="left"/>
             </w:pPr>
             <w:r>
-              <w:t xml:space="preserve">~50 [TBD]</w:t>
+              <w:t xml:space="preserve">42</w:t>
             </w:r>
           </w:p>
         </w:tc>
@@ -1300,8 +1361,8 @@
         </w:tc>
       </w:tr>
     </w:tbl>
-    <w:bookmarkEnd w:id="30"/>
-    <w:bookmarkEnd w:id="31"/>
+    <w:bookmarkEnd w:id="35"/>
+    <w:bookmarkEnd w:id="36"/>
     <w:sectPr/>
   </w:body>
 </w:document>

--- a/p9_india/submission/mir_package/02_title_page.docx
+++ b/p9_india/submission/mir_package/02_title_page.docx
@@ -41,7 +41,7 @@
           <w:bCs/>
           <w:b/>
         </w:rPr>
-        <w:t xml:space="preserve">Cross-Wave Stability of the Internationalisation–Performance Threshold in Indian Firms: Digital and Technological Capability Moderation Across a Decade of Institutional Transformation</w:t>
+        <w:t xml:space="preserve">When Institutional Transformation Breaks the Threshold: The Disappearance of the Inverted-U Internationalisation–Performance Relationship in Indian Firms, 2014–2025</w:t>
       </w:r>
     </w:p>
     <w:p>
